--- a/Assignment_09/Assignment_09_final.docx
+++ b/Assignment_09/Assignment_09_final.docx
@@ -1080,7 +1080,6 @@
         <w:pStyle w:val="Heading2"/>
       </w:pPr>
       <w:r>
-        <w:lastRenderedPageBreak/>
         <w:t>OUTPUT:</w:t>
       </w:r>
     </w:p>
@@ -1098,6 +1097,7 @@
         <w:pStyle w:val="Heading2"/>
       </w:pPr>
       <w:r>
+        <w:lastRenderedPageBreak/>
         <w:t>CONCLUSION:</w:t>
       </w:r>
     </w:p>
@@ -1128,19 +1128,6 @@
       </w:r>
       <w:r>
         <w:br/>
-      </w:r>
-    </w:p>
-    <w:p>
-      <w:r>
-        <w:t>What is an Armstrong number?</w:t>
-      </w:r>
-      <w:r>
-        <w:br/>
-        <w:t>2. Why is the Armstrong number concept important in programming?</w:t>
-      </w:r>
-      <w:r>
-        <w:br/>
-        <w:t>3. How does this program work step by step is an important programming concept because it supports clear problem solving, structured logic, and correct implementation. Understanding it helps in writing programs that are easier to develop, test, and maintain.</w:t>
       </w:r>
     </w:p>
     <w:sectPr>
@@ -1959,6 +1946,7 @@
   <w:style w:type="character" w:default="1" w:styleId="DefaultParagraphFont">
     <w:name w:val="Default Paragraph Font"/>
     <w:uiPriority w:val="1"/>
+    <w:semiHidden/>
     <w:unhideWhenUsed/>
   </w:style>
   <w:style w:type="table" w:default="1" w:styleId="TableNormal">
